--- a/examples/classification/model-selection/doc/README.docx
+++ b/examples/classification/model-selection/doc/README.docx
@@ -2,7 +2,7 @@
 <file path=word/document.xml><?xml version="1.0" encoding="utf-8"?>
 <w:document xmlns:w="http://schemas.openxmlformats.org/wordprocessingml/2006/main" xmlns:m="http://schemas.openxmlformats.org/officeDocument/2006/math" xmlns:r="http://schemas.openxmlformats.org/officeDocument/2006/relationships" xmlns:o="urn:schemas-microsoft-com:office:office" xmlns:v="urn:schemas-microsoft-com:vml" xmlns:w10="urn:schemas-microsoft-com:office:word" xmlns:a="http://schemas.openxmlformats.org/drawingml/2006/main" xmlns:pic="http://schemas.openxmlformats.org/drawingml/2006/picture" xmlns:wp="http://schemas.openxmlformats.org/drawingml/2006/wordprocessingDrawing">
   <w:body>
-    <w:bookmarkStart w:id="10" w:name="model-selection-examples"/>
+    <w:bookmarkStart w:id="11" w:name="model-selection-examples"/>
     <w:p>
       <w:pPr>
         <w:pStyle w:val="Heading1"/>
@@ -29,12 +29,14 @@
       <w:r>
         <w:t xml:space="preserve"> </w:t>
       </w:r>
-      <w:r>
-        <w:rPr>
-          <w:rStyle w:val="VerbatimChar"/>
-        </w:rPr>
-        <w:t xml:space="preserve">d048-model-selection.pdf</w:t>
-      </w:r>
+      <w:hyperlink r:id="rId9">
+        <w:r>
+          <w:rPr>
+            <w:rStyle w:val="Hyperlink"/>
+          </w:rPr>
+          <w:t xml:space="preserve">d048_classification_model-selection.pdf</w:t>
+        </w:r>
+      </w:hyperlink>
       <w:r>
         <w:t xml:space="preserve">.</w:t>
       </w:r>
@@ -47,7 +49,7 @@
           <w:numId w:val="1001"/>
         </w:numPr>
       </w:pPr>
-      <w:hyperlink r:id="rId9">
+      <w:hyperlink r:id="rId10">
         <w:r>
           <w:rPr>
             <w:rStyle w:val="Hyperlink"/>
@@ -74,7 +76,7 @@
         <w:t xml:space="preserve">: searches hyperparameter ranges while preserving the same Experiment Line workflow.</w:t>
       </w:r>
     </w:p>
-    <w:bookmarkEnd w:id="10"/>
+    <w:bookmarkEnd w:id="11"/>
     <w:sectPr>
       <w:footnotePr>
         <w:numRestart w:val="eachSect"/>
